--- a/public/rapport_sondages_medias_philippe.docx
+++ b/public/rapport_sondages_medias_philippe.docx
@@ -2597,7 +2597,7 @@
           <w:sz w:val="22"/>
           <w:szCs w:val="22"/>
         </w:rPr>
-        <w:t xml:space="preserve">Europe 1 / Le Figaro / AFP — « Philippe se détache pour le second tour » (28 mars 2026)</w:t>
+        <w:t xml:space="preserve">Europe 1 (Vivendi/Bolloré, droite conservatrice) / Le Figaro (Dassault, centre-droit) / AFP (agence publique) — « Philippe se détache pour le second tour » (28 mars 2026). Note : la reprise du sondage Elabe par Europe 1 (adversaire structurel de Macron) suggère que le narratif « Philippe rempart face au RN » a pénétré au-delà de la sphère CMA CGM/Saadé.</w:t>
       </w:r>
     </w:p>
     <w:p>
